--- a/HIPAA-Penetration-Testing-DiseaseFix.docx
+++ b/HIPAA-Penetration-Testing-DiseaseFix.docx
@@ -29,7 +29,7 @@
           <w:sz w:val="23"/>
           <w:szCs w:val="23"/>
         </w:rPr>
-        <w:t xml:space="preserve">Penetration testing has become a quiet front line in the fight to keep patient data out of criminal hands. Here is how it works, and why regulators increasingly expect it.</w:t>
+        <w:t xml:space="preserve">HIPAA penetration testing has become a quiet front line in the fight to keep patient data out of criminal hands. Here is how it works, and why regulators increasingly expect it.</w:t>
       </w:r>
     </w:p>
     <w:p>
@@ -83,15 +83,15 @@
         <w:spacing w:after="170" w:line="290"/>
       </w:pPr>
       <w:r>
-        <w:t xml:space="preserve">The practice is called penetration testing, and in American healthcare it has moved from a niche technical chore to a front line defense for some of the most sensitive information a person owns. The testers are paid to think like criminals, to find the unlocked digital doors before anyone with bad intentions does, and to hand over a map of every weakness they find.</w:t>
-      </w:r>
-    </w:p>
-    <w:p>
-      <w:pPr>
-        <w:spacing w:after="170" w:line="290"/>
-      </w:pPr>
-      <w:r>
-        <w:t xml:space="preserve">It is a strange arrangement, and an increasingly common one. Medical records have become one of the most valuable targets online, worth more on criminal markets than stolen card numbers because a diagnosis cannot be canceled and reissued. The cost of getting security wrong, measured in dollars and in exposed lives, has pushed hospitals, device makers, and health technology startups toward a counterintuitive conclusion: the surest way to learn whether your defenses hold is to attack them yourself.</w:t>
+        <w:t xml:space="preserve">The practice is called penetration testing. In plain terms, it is an authorized, simulated cyberattack on the systems that hold patient data: skilled specialists try to break in the way a criminal would, then hand over a map of every weakness they find so it can be fixed before anyone else does. In American healthcare it has moved from a niche technical chore to a front line defense for some of the most sensitive information a person owns.</w:t>
+      </w:r>
+    </w:p>
+    <w:p>
+      <w:pPr>
+        <w:spacing w:after="170" w:line="290"/>
+      </w:pPr>
+      <w:r>
+        <w:t xml:space="preserve">It is a strange arrangement, and an increasingly common one. Medical records are prized by criminals precisely because they cannot be reset. A stolen bank card can be canceled in minutes; a diagnosis, a prescription history, or a genetic result cannot be canceled and reissued. The cost of getting security wrong, measured in dollars and in exposed lives, has pushed hospitals, device makers, and health technology startups toward a counterintuitive conclusion: the surest way to learn whether your defenses hold is to attack them yourself.</w:t>
       </w:r>
     </w:p>
     <w:p>
@@ -117,28 +117,28 @@
       <w:r>
         <w:t xml:space="preserve">For criminals, healthcare is a rich and reliable target. The </w:t>
       </w:r>
-      <w:hyperlink w:history="1" r:id="rIdix9zmuklrc88t65r6xbbo">
+      <w:hyperlink w:history="1" r:id="rIdgne7-0hvcrd1usuwp8e9f">
         <w:r>
           <w:rPr>
             <w:rStyle w:val="Hyperlink"/>
             <w:color w:val="1155CC"/>
             <w:u w:val="single"/>
           </w:rPr>
-          <w:t xml:space="preserve">IBM Cost of a Data Breach Report for 2024</w:t>
+          <w:t xml:space="preserve">IBM Cost of a Data Breach Report 2025</w:t>
         </w:r>
       </w:hyperlink>
       <w:r>
-        <w:t xml:space="preserve"> put the average healthcare breach at 9.77 million dollars, the costliest of any industry for the fourteenth year in a row. The next closest sector, financial services, averaged 6.08 million. Across all industries the global average was 4.88 million.</w:t>
-      </w:r>
-    </w:p>
-    <w:p>
-      <w:pPr>
-        <w:spacing w:after="170" w:line="290"/>
-      </w:pPr>
-      <w:r>
-        <w:t xml:space="preserve">Those figures are abstract until you remember what sits inside the records. The same information readers come to DiseaseFix to understand, whether they are researching </w:t>
-      </w:r>
-      <w:hyperlink w:history="1" r:id="rIdnaxpjpkv9skupjfqhd7ko">
+        <w:t xml:space="preserve"> put the average healthcare breach at 7.42 million dollars, down from 9.77 million a year earlier but still the costliest of any industry, a distinction healthcare has now held for fourteen years running. The report, which studied 600 organizations hit between March 2024 and February 2025, found the global average across all industries at 4.44 million, with financial services the next most expensive sector at 5.56 million.</w:t>
+      </w:r>
+    </w:p>
+    <w:p>
+      <w:pPr>
+        <w:spacing w:after="170" w:line="290"/>
+      </w:pPr>
+      <w:r>
+        <w:t xml:space="preserve">Those figures stay abstract until you remember what sits inside the records. The same information readers come to DiseaseFix to understand, whether they are researching </w:t>
+      </w:r>
+      <w:hyperlink w:history="1" r:id="rIdotdzbdgixzhfuxy4bd7tf">
         <w:r>
           <w:rPr>
             <w:rStyle w:val="Hyperlink"/>
@@ -151,7 +151,7 @@
       <w:r>
         <w:t xml:space="preserve">, </w:t>
       </w:r>
-      <w:hyperlink w:history="1" r:id="rIdxmdebsadaa2rexwnb1lnm">
+      <w:hyperlink w:history="1" r:id="rIdgcri563xpy7kmlnxaipuc">
         <w:r>
           <w:rPr>
             <w:rStyle w:val="Hyperlink"/>
@@ -164,7 +164,7 @@
       <w:r>
         <w:t xml:space="preserve">, or </w:t>
       </w:r>
-      <w:hyperlink w:history="1" r:id="rIdzb9eszkabriyjdn7aml5_">
+      <w:hyperlink w:history="1" r:id="rIdzacdnrz7aeag6izhdyytb">
         <w:r>
           <w:rPr>
             <w:rStyle w:val="Hyperlink"/>
@@ -175,12 +175,12 @@
         </w:r>
       </w:hyperlink>
       <w:r>
-        <w:t xml:space="preserve">, is exactly what a breach spills into the open. Once it is loose, it stays loose.</w:t>
+        <w:t xml:space="preserve">, is exactly what a breach spills into the open. Healthcare was also the slowest sector to respond, taking 279 days on average to identify and contain a breach. Once that data is loose, it stays loose.</w:t>
       </w:r>
     </w:p>
     <w:tbl>
       <w:tblPr>
-        <w:tblW w:type="dxa" w:w="9180"/>
+        <w:tblW w:type="dxa" w:w="9100"/>
         <w:tblBorders>
           <w:top w:val="none"/>
           <w:left w:val="none"/>
@@ -191,12 +191,12 @@
         </w:tblBorders>
       </w:tblPr>
       <w:tblGrid>
-        <w:gridCol w:w="9180"/>
+        <w:gridCol w:w="9100"/>
       </w:tblGrid>
       <w:tr>
         <w:tc>
           <w:tcPr>
-            <w:tcW w:type="dxa" w:w="9180"/>
+            <w:tcW w:type="dxa" w:w="9100"/>
             <w:tcBorders>
               <w:top w:val="single" w:color="F0FDFA" w:sz="2"/>
               <w:left w:val="single" w:color="0F766E" w:sz="26"/>
@@ -223,7 +223,7 @@
                 <w:sz w:val="19"/>
                 <w:szCs w:val="19"/>
               </w:rPr>
-              <w:t xml:space="preserve">BY THE NUMBERS: HEALTHCARE DATA BREACHES, 2024</w:t>
+              <w:t xml:space="preserve">BY THE NUMBERS: HEALTHCARE DATA BREACHES, 2025</w:t>
             </w:r>
           </w:p>
           <w:p>
@@ -238,15 +238,15 @@
                 <w:sz w:val="24"/>
                 <w:szCs w:val="24"/>
               </w:rPr>
-              <w:t xml:space="preserve">9.77M  </w:t>
-            </w:r>
-            <w:r>
-              <w:rPr>
-                <w:color w:val="1F2937"/>
-                <w:sz w:val="19"/>
-                <w:szCs w:val="19"/>
-              </w:rPr>
-              <w:t xml:space="preserve">dollars: the average cost of a healthcare data breach</w:t>
+              <w:t xml:space="preserve">7.42M  </w:t>
+            </w:r>
+            <w:r>
+              <w:rPr>
+                <w:color w:val="1F2937"/>
+                <w:sz w:val="19"/>
+                <w:szCs w:val="19"/>
+              </w:rPr>
+              <w:t xml:space="preserve">dollars: the average cost of a healthcare data breach, the highest of any industry</w:t>
             </w:r>
           </w:p>
           <w:p>
@@ -284,15 +284,15 @@
                 <w:sz w:val="24"/>
                 <w:szCs w:val="24"/>
               </w:rPr>
-              <w:t xml:space="preserve">6.08M  </w:t>
-            </w:r>
-            <w:r>
-              <w:rPr>
-                <w:color w:val="1F2937"/>
-                <w:sz w:val="19"/>
-                <w:szCs w:val="19"/>
-              </w:rPr>
-              <w:t xml:space="preserve">dollars: the next costliest sector, financial services</w:t>
+              <w:t xml:space="preserve">279  </w:t>
+            </w:r>
+            <w:r>
+              <w:rPr>
+                <w:color w:val="1F2937"/>
+                <w:sz w:val="19"/>
+                <w:szCs w:val="19"/>
+              </w:rPr>
+              <w:t xml:space="preserve">days, on average, to identify and contain a healthcare breach</w:t>
             </w:r>
           </w:p>
           <w:p>
@@ -307,7 +307,7 @@
                 <w:sz w:val="24"/>
                 <w:szCs w:val="24"/>
               </w:rPr>
-              <w:t xml:space="preserve">4.88M  </w:t>
+              <w:t xml:space="preserve">4.44M  </w:t>
             </w:r>
             <w:r>
               <w:rPr>
@@ -330,7 +330,7 @@
                 <w:sz w:val="17"/>
                 <w:szCs w:val="17"/>
               </w:rPr>
-              <w:t xml:space="preserve">Source: IBM Cost of a Data Breach Report 2024.</w:t>
+              <w:t xml:space="preserve">Source: IBM Cost of a Data Breach Report 2025.</w:t>
             </w:r>
           </w:p>
         </w:tc>
@@ -359,7 +359,7 @@
       <w:r>
         <w:t xml:space="preserve">The law at the center of all this is the Health Insurance Portability and Accountability Act, passed in 1996 and known to nearly everyone as HIPAA. Its Security Rule requires any organization handling electronic protected health information, shortened to ePHI, to protect that data’s confidentiality, integrity, and availability. Tucked into the regulation, at </w:t>
       </w:r>
-      <w:hyperlink w:history="1" r:id="rIdngxll182_460o73vvgxli">
+      <w:hyperlink w:history="1" r:id="rId9mcaqu4ihdaqn3z1vf1dd">
         <w:r>
           <w:rPr>
             <w:rStyle w:val="Hyperlink"/>
@@ -404,7 +404,7 @@
       <w:r>
         <w:t xml:space="preserve">A penetration test is a controlled, authorized rehearsal of a real attack. Specialist firms that perform </w:t>
       </w:r>
-      <w:hyperlink w:history="1" r:id="rIdnrrfss0msb0hcucg5fuxj">
+      <w:hyperlink w:history="1" r:id="rIdzav0ykplrsldebvvxuhnl">
         <w:r>
           <w:rPr>
             <w:rStyle w:val="Hyperlink"/>
@@ -417,7 +417,7 @@
       <w:r>
         <w:t xml:space="preserve"> narrow the work to the systems that create, store, or move patient data, then tie every finding back to the Security Rule so it feeds the risk analysis the law requires. Web applications are measured against the </w:t>
       </w:r>
-      <w:hyperlink w:history="1" r:id="rId5vonl6uz_mn4_y1pnc8st">
+      <w:hyperlink w:history="1" r:id="rId3o8nrygkwzxpravumgwin">
         <w:r>
           <w:rPr>
             <w:rStyle w:val="Hyperlink"/>
@@ -428,7 +428,7 @@
         </w:r>
       </w:hyperlink>
       <w:r>
-        <w:t xml:space="preserve">, the widely used catalog of the most critical web security flaws maintained by the Open Worldwide Application Security Project. Testers chase down business logic errors and places where records could leak, and, crucially, they come back after the fixes to confirm the holes are truly closed.</w:t>
+        <w:t xml:space="preserve">, the widely used catalog of the most critical web security flaws maintained by the Open Worldwide Application Security Project. Testers chase down business logic errors and places where records could leak, and, crucially, they return after the fixes to confirm the holes are truly closed.</w:t>
       </w:r>
     </w:p>
     <w:p>
@@ -460,7 +460,15 @@
         <w:spacing w:after="170" w:line="290"/>
       </w:pPr>
       <w:r>
-        <w:t xml:space="preserve">Washington has made its expectations clear, and the message is that filing the right paperwork is not the same as being secure. The Department of Health and Human Services enforces HIPAA through its Office for Civil Rights, and the office has trained its attention on risk analysis in particular. In a recent enforcement push focused on ransomware, it found the same failure again and again, inadequate risk analysis, across settlements that together topped 1.1 million dollars.</w:t>
+        <w:t xml:space="preserve">Washington has made its expectations clear, and the message is that filing the right paperwork is not the same as being secure. The Department of Health and Human Services enforces HIPAA through its Office for Civil Rights, which in 2024 opened a Risk Analysis Initiative aimed squarely at that one requirement. The pattern it keeps finding, across case after case, is the same: organizations that never performed a risk analysis, did not repeat it often enough, or left it incomplete.</w:t>
+      </w:r>
+    </w:p>
+    <w:p>
+      <w:pPr>
+        <w:spacing w:after="170" w:line="290"/>
+      </w:pPr>
+      <w:r>
+        <w:t xml:space="preserve">The initiative’s first financial penalty put the stakes in plain view. After a 2021 ransomware attack encrypted files holding the records of 14,273 patients, the Bryan County Ambulance Authority in Oklahoma paid 90,000 dollars and agreed to a corrective action plan, with regulators citing a failure to conduct an accurate and thorough risk analysis. More settlements along the same lines have followed.</w:t>
       </w:r>
     </w:p>
     <w:p>
@@ -470,7 +478,7 @@
       <w:r>
         <w:t xml:space="preserve">The office’s </w:t>
       </w:r>
-      <w:hyperlink w:history="1" r:id="rIdumcfnqblv9wx6fo1thkeo">
+      <w:hyperlink w:history="1" r:id="rId7br-lt5mtsop8oc6nija1">
         <w:r>
           <w:rPr>
             <w:rStyle w:val="Hyperlink"/>
@@ -515,7 +523,7 @@
       <w:r>
         <w:t xml:space="preserve">The stakes behind that silence are not abstract. A breach can spill mental health histories, HIV status, and genetic results, the kind of detail that cannot be taken back once it is loose. Readers can browse the full </w:t>
       </w:r>
-      <w:hyperlink w:history="1" r:id="rIdsrqo4v6i2l76ym-gqsmdd">
+      <w:hyperlink w:history="1" r:id="rIdei9fwn_sylcsv2wb4n-_v">
         <w:r>
           <w:rPr>
             <w:rStyle w:val="Hyperlink"/>
@@ -577,15 +585,15 @@
           <w:sz w:val="21"/>
           <w:szCs w:val="21"/>
         </w:rPr>
-        <w:t xml:space="preserve">Is a penetration test required by HIPAA?</w:t>
-      </w:r>
-    </w:p>
-    <w:p>
-      <w:pPr>
-        <w:spacing w:after="170" w:line="290"/>
-      </w:pPr>
-      <w:r>
-        <w:t xml:space="preserve">Not by name. HIPAA requires a documented risk analysis under 45 CFR 164.308(a)(1)(ii)(A), but it does not list penetration testing as a mandatory step. A test is one of the clearest ways to satisfy and strengthen that risk analysis, not a separate legal mandate.</w:t>
+        <w:t xml:space="preserve">What is HIPAA penetration testing?</w:t>
+      </w:r>
+    </w:p>
+    <w:p>
+      <w:pPr>
+        <w:spacing w:after="170" w:line="290"/>
+      </w:pPr>
+      <w:r>
+        <w:t xml:space="preserve">HIPAA penetration testing is an authorized, simulated cyberattack on the systems that store or transmit electronic protected health information. Ethical testers try to breach those systems the way a criminal would, then report every weakness so it can be fixed and documented in the risk analysis the HIPAA Security Rule requires.</w:t>
       </w:r>
     </w:p>
     <w:p>
@@ -601,15 +609,15 @@
           <w:sz w:val="21"/>
           <w:szCs w:val="21"/>
         </w:rPr>
-        <w:t xml:space="preserve">How often should a healthcare organization test?</w:t>
-      </w:r>
-    </w:p>
-    <w:p>
-      <w:pPr>
-        <w:spacing w:after="170" w:line="290"/>
-      </w:pPr>
-      <w:r>
-        <w:t xml:space="preserve">There is no fixed legal frequency. Office for Civil Rights guidance says to repeat the risk analysis whenever systems or circumstances change. Many organizations settle on at least once a year, and again after any major change such as a new application or device.</w:t>
+        <w:t xml:space="preserve">Is a penetration test required by HIPAA?</w:t>
+      </w:r>
+    </w:p>
+    <w:p>
+      <w:pPr>
+        <w:spacing w:after="170" w:line="290"/>
+      </w:pPr>
+      <w:r>
+        <w:t xml:space="preserve">Not by name. HIPAA requires a documented risk analysis under 45 CFR 164.308(a)(1)(ii)(A), but it does not list penetration testing as a mandatory step. A test is one of the clearest ways to satisfy and strengthen that risk analysis, not a separate legal mandate.</w:t>
       </w:r>
     </w:p>
     <w:p>
@@ -625,6 +633,30 @@
           <w:sz w:val="21"/>
           <w:szCs w:val="21"/>
         </w:rPr>
+        <w:t xml:space="preserve">How often should a healthcare organization test?</w:t>
+      </w:r>
+    </w:p>
+    <w:p>
+      <w:pPr>
+        <w:spacing w:after="170" w:line="290"/>
+      </w:pPr>
+      <w:r>
+        <w:t xml:space="preserve">There is no fixed legal frequency. Office for Civil Rights guidance says to repeat the risk analysis whenever systems or circumstances change. Many organizations settle on at least once a year, and again after any major change such as a new application or device.</w:t>
+      </w:r>
+    </w:p>
+    <w:p>
+      <w:pPr>
+        <w:pStyle w:val="Heading2"/>
+        <w:spacing w:after="50" w:before="150"/>
+      </w:pPr>
+      <w:r>
+        <w:rPr>
+          <w:b/>
+          <w:bCs/>
+          <w:color w:val="1F2937"/>
+          <w:sz w:val="21"/>
+          <w:szCs w:val="21"/>
+        </w:rPr>
         <w:t xml:space="preserve">Who is qualified to run the test?</w:t>
       </w:r>
     </w:p>
@@ -649,7 +681,7 @@
     </w:p>
     <w:tbl>
       <w:tblPr>
-        <w:tblW w:type="dxa" w:w="9180"/>
+        <w:tblW w:type="dxa" w:w="9100"/>
         <w:tblBorders>
           <w:top w:val="none"/>
           <w:left w:val="none"/>
@@ -660,12 +692,12 @@
         </w:tblBorders>
       </w:tblPr>
       <w:tblGrid>
-        <w:gridCol w:w="9180"/>
+        <w:gridCol w:w="9100"/>
       </w:tblGrid>
       <w:tr>
         <w:tc>
           <w:tcPr>
-            <w:tcW w:type="dxa" w:w="9180"/>
+            <w:tcW w:type="dxa" w:w="9100"/>
             <w:tcBorders>
               <w:top w:val="single" w:color="F8FAFC" w:sz="2"/>
               <w:left w:val="single" w:color="6B7280" w:sz="26"/>
@@ -705,7 +737,7 @@
                 <w:sz w:val="19"/>
                 <w:szCs w:val="19"/>
               </w:rPr>
-              <w:t xml:space="preserve">Every figure and claim here is drawn from primary sources. We do not paraphrase secondhand summaries where an original is available.</w:t>
+              <w:t xml:space="preserve">Every figure and claim here is drawn from primary sources and reflects the most recent data available at publication. We do not paraphrase secondhand summaries where an original exists.</w:t>
             </w:r>
           </w:p>
           <w:p>
@@ -725,16 +757,16 @@
                 <w:sz w:val="19"/>
                 <w:szCs w:val="19"/>
               </w:rPr>
-              <w:t xml:space="preserve">Breach costs: </w:t>
-            </w:r>
-            <w:hyperlink w:history="1" r:id="rIdbq4bpiuuxj-spp_j9qya2">
+              <w:t xml:space="preserve">Breach costs and response times: </w:t>
+            </w:r>
+            <w:hyperlink w:history="1" r:id="rIdwr9iw5whhmz4y6rydwcki">
               <w:r>
                 <w:rPr>
                   <w:rStyle w:val="Hyperlink"/>
                   <w:color w:val="1155CC"/>
                   <w:u w:val="single"/>
                 </w:rPr>
-                <w:t xml:space="preserve">IBM Cost of a Data Breach Report 2024</w:t>
+                <w:t xml:space="preserve">IBM Cost of a Data Breach Report 2025</w:t>
               </w:r>
             </w:hyperlink>
             <w:r>
@@ -765,7 +797,7 @@
               </w:rPr>
               <w:t xml:space="preserve">Risk analysis requirement: </w:t>
             </w:r>
-            <w:hyperlink w:history="1" r:id="rIdalxywajjisyopjs69yl5n">
+            <w:hyperlink w:history="1" r:id="rIddx70y7nk_ngge2nr5gt0n">
               <w:r>
                 <w:rPr>
                   <w:rStyle w:val="Hyperlink"/>
@@ -801,9 +833,9 @@
                 <w:sz w:val="19"/>
                 <w:szCs w:val="19"/>
               </w:rPr>
-              <w:t xml:space="preserve">Regulator guidance and enforcement: </w:t>
-            </w:r>
-            <w:hyperlink w:history="1" r:id="rIdnaed7e8-b8881gsldf6sa">
+              <w:t xml:space="preserve">Regulator guidance: </w:t>
+            </w:r>
+            <w:hyperlink w:history="1" r:id="rId28rvzbkzx_cqmmojiprgl">
               <w:r>
                 <w:rPr>
                   <w:rStyle w:val="Hyperlink"/>
@@ -819,7 +851,7 @@
                 <w:sz w:val="19"/>
                 <w:szCs w:val="19"/>
               </w:rPr>
-              <w:t xml:space="preserve">.</w:t>
+              <w:t xml:space="preserve"> (first issued 2010).</w:t>
             </w:r>
           </w:p>
           <w:p>
@@ -839,9 +871,47 @@
                 <w:sz w:val="19"/>
                 <w:szCs w:val="19"/>
               </w:rPr>
+              <w:t xml:space="preserve">Enforcement actions: </w:t>
+            </w:r>
+            <w:hyperlink w:history="1" r:id="rId_knayerzqvkzntfr1ny0k">
+              <w:r>
+                <w:rPr>
+                  <w:rStyle w:val="Hyperlink"/>
+                  <w:color w:val="1155CC"/>
+                  <w:u w:val="single"/>
+                </w:rPr>
+                <w:t xml:space="preserve">HHS OCR resolution agreements and civil money penalties</w:t>
+              </w:r>
+            </w:hyperlink>
+            <w:r>
+              <w:rPr>
+                <w:color w:val="1F2937"/>
+                <w:sz w:val="19"/>
+                <w:szCs w:val="19"/>
+              </w:rPr>
+              <w:t xml:space="preserve">, including the Bryan County Ambulance Authority settlement.</w:t>
+            </w:r>
+          </w:p>
+          <w:p>
+            <w:pPr>
+              <w:pStyle w:val="ListParagraph"/>
+              <w:numPr>
+                <w:ilvl w:val="0"/>
+                <w:numId w:val="2"/>
+              </w:numPr>
+              <w:spacing w:after="80" w:line="276"/>
+            </w:pPr>
+            <w:r>
+              <w:rPr>
+                <w:b/>
+                <w:bCs/>
+                <w:color w:val="1F2937"/>
+                <w:sz w:val="19"/>
+                <w:szCs w:val="19"/>
+              </w:rPr>
               <w:t xml:space="preserve">Web testing framework: </w:t>
             </w:r>
-            <w:hyperlink w:history="1" r:id="rIdz7w0exu3i9pd4bht2ux1v">
+            <w:hyperlink w:history="1" r:id="rIdi3av9q0qhgon7knoqsak3">
               <w:r>
                 <w:rPr>
                   <w:rStyle w:val="Hyperlink"/>
@@ -898,7 +968,7 @@
       <w:pPr>
         <w:spacing w:after="60"/>
       </w:pPr>
-      <w:hyperlink w:history="1" r:id="rIdxtndnoq8dpepl-ic65fjy">
+      <w:hyperlink w:history="1" r:id="rIdmrvw3ey6tbc8fld4knprh">
         <w:r>
           <w:rPr>
             <w:rStyle w:val="Hyperlink"/>
@@ -915,7 +985,7 @@
         </w:rPr>
         <w:t xml:space="preserve">     </w:t>
       </w:r>
-      <w:hyperlink w:history="1" r:id="rIdo4b-9g1n_uon4plob4bjt">
+      <w:hyperlink w:history="1" r:id="rIdrdqvdwzdajlbnfjkls5ud">
         <w:r>
           <w:rPr>
             <w:rStyle w:val="Hyperlink"/>
@@ -932,7 +1002,7 @@
         </w:rPr>
         <w:t xml:space="preserve">     </w:t>
       </w:r>
-      <w:hyperlink w:history="1" r:id="rId9d-8nekzv6x7vlynjogvd">
+      <w:hyperlink w:history="1" r:id="rIdx01cx70ttxbllm8vhd-8p">
         <w:r>
           <w:rPr>
             <w:rStyle w:val="Hyperlink"/>
@@ -944,6 +1014,9 @@
       </w:hyperlink>
     </w:p>
     <w:p>
+      <w:pPr>
+        <w:spacing w:after="60"/>
+      </w:pPr>
       <w:r>
         <w:rPr>
           <w:i/>
@@ -955,6 +1028,183 @@
         <w:t xml:space="preserve">This article is for general information and does not constitute legal or medical advice.</w:t>
       </w:r>
     </w:p>
+    <w:p>
+      <w:pPr>
+        <w:pBdr>
+          <w:bottom w:val="single" w:color="D1D5DB" w:sz="6" w:space="1"/>
+        </w:pBdr>
+        <w:spacing w:after="140" w:before="140"/>
+      </w:pPr>
+      <w:r>
+        <w:t xml:space="preserve"/>
+      </w:r>
+    </w:p>
+    <w:tbl>
+      <w:tblPr>
+        <w:tblW w:type="dxa" w:w="9100"/>
+        <w:tblBorders>
+          <w:top w:val="none"/>
+          <w:left w:val="none"/>
+          <w:bottom w:val="none"/>
+          <w:right w:val="none"/>
+          <w:insideH w:val="none"/>
+          <w:insideV w:val="none"/>
+        </w:tblBorders>
+      </w:tblPr>
+      <w:tblGrid>
+        <w:gridCol w:w="9100"/>
+      </w:tblGrid>
+      <w:tr>
+        <w:tc>
+          <w:tcPr>
+            <w:tcW w:type="dxa" w:w="9100"/>
+            <w:tcBorders>
+              <w:top w:val="single" w:color="FFFBEB" w:sz="2"/>
+              <w:left w:val="single" w:color="B45309" w:sz="26"/>
+              <w:bottom w:val="single" w:color="FFFBEB" w:sz="2"/>
+              <w:right w:val="single" w:color="FFFBEB" w:sz="2"/>
+            </w:tcBorders>
+            <w:shd w:fill="FFFBEB" w:color="auto" w:val="clear"/>
+            <w:tcMar>
+              <w:top w:type="dxa" w:w="140"/>
+              <w:left w:type="dxa" w:w="190"/>
+              <w:bottom w:type="dxa" w:w="140"/>
+              <w:right w:type="dxa" w:w="190"/>
+            </w:tcMar>
+          </w:tcPr>
+          <w:p>
+            <w:pPr>
+              <w:spacing w:after="90"/>
+            </w:pPr>
+            <w:r>
+              <w:rPr>
+                <w:b/>
+                <w:bCs/>
+                <w:color w:val="B45309"/>
+                <w:sz w:val="19"/>
+                <w:szCs w:val="19"/>
+              </w:rPr>
+              <w:t xml:space="preserve">EDITOR’S PUBLISHING NOTES (SEO / AEO)</w:t>
+            </w:r>
+          </w:p>
+          <w:p>
+            <w:pPr>
+              <w:spacing w:after="70" w:line="276"/>
+            </w:pPr>
+            <w:r>
+              <w:rPr>
+                <w:b/>
+                <w:bCs/>
+                <w:color w:val="1F2937"/>
+                <w:sz w:val="18"/>
+                <w:szCs w:val="18"/>
+              </w:rPr>
+              <w:t xml:space="preserve">Meta title:  </w:t>
+            </w:r>
+            <w:r>
+              <w:rPr>
+                <w:color w:val="1F2937"/>
+                <w:sz w:val="18"/>
+                <w:szCs w:val="18"/>
+              </w:rPr>
+              <w:t xml:space="preserve">HIPAA Penetration Testing: Why Hospitals Hire Ethical Hackers</w:t>
+            </w:r>
+          </w:p>
+          <w:p>
+            <w:pPr>
+              <w:spacing w:after="70" w:line="276"/>
+            </w:pPr>
+            <w:r>
+              <w:rPr>
+                <w:b/>
+                <w:bCs/>
+                <w:color w:val="1F2937"/>
+                <w:sz w:val="18"/>
+                <w:szCs w:val="18"/>
+              </w:rPr>
+              <w:t xml:space="preserve">Meta description:  </w:t>
+            </w:r>
+            <w:r>
+              <w:rPr>
+                <w:color w:val="1F2937"/>
+                <w:sz w:val="18"/>
+                <w:szCs w:val="18"/>
+              </w:rPr>
+              <w:t xml:space="preserve">What HIPAA penetration testing is, what the HIPAA Security Rule actually requires, and why healthcare breaches averaged 7.42 million dollars in 2025.</w:t>
+            </w:r>
+          </w:p>
+          <w:p>
+            <w:pPr>
+              <w:spacing w:after="70" w:line="276"/>
+            </w:pPr>
+            <w:r>
+              <w:rPr>
+                <w:b/>
+                <w:bCs/>
+                <w:color w:val="1F2937"/>
+                <w:sz w:val="18"/>
+                <w:szCs w:val="18"/>
+              </w:rPr>
+              <w:t xml:space="preserve">Suggested slug:  </w:t>
+            </w:r>
+            <w:r>
+              <w:rPr>
+                <w:color w:val="1F2937"/>
+                <w:sz w:val="18"/>
+                <w:szCs w:val="18"/>
+              </w:rPr>
+              <w:t xml:space="preserve">hipaa-penetration-testing-healthcare-data</w:t>
+            </w:r>
+          </w:p>
+          <w:p>
+            <w:pPr>
+              <w:spacing w:after="70" w:line="276"/>
+            </w:pPr>
+            <w:r>
+              <w:rPr>
+                <w:b/>
+                <w:bCs/>
+                <w:color w:val="1F2937"/>
+                <w:sz w:val="18"/>
+                <w:szCs w:val="18"/>
+              </w:rPr>
+              <w:t xml:space="preserve">Primary keyword:  </w:t>
+            </w:r>
+            <w:r>
+              <w:rPr>
+                <w:color w:val="1F2937"/>
+                <w:sz w:val="18"/>
+                <w:szCs w:val="18"/>
+              </w:rPr>
+              <w:t xml:space="preserve">hipaa penetration testing</w:t>
+            </w:r>
+          </w:p>
+          <w:p>
+            <w:pPr>
+              <w:spacing w:after="0" w:line="276"/>
+            </w:pPr>
+            <w:r>
+              <w:rPr>
+                <w:b/>
+                <w:bCs/>
+                <w:color w:val="1F2937"/>
+                <w:sz w:val="18"/>
+                <w:szCs w:val="18"/>
+              </w:rPr>
+              <w:t xml:space="preserve">Recommended structured data:  </w:t>
+            </w:r>
+            <w:r>
+              <w:rPr>
+                <w:color w:val="1F2937"/>
+                <w:sz w:val="18"/>
+                <w:szCs w:val="18"/>
+              </w:rPr>
+              <w:t xml:space="preserve">Add Article and FAQPage JSON-LD (map the four questions above) to strengthen answer engine and generative search visibility.</w:t>
+            </w:r>
+          </w:p>
+        </w:tc>
+      </w:tr>
+    </w:tbl>
     <w:sectPr>
       <w:pgSz w:w="12240" w:h="15840" w:orient="portrait"/>
       <w:pgMar w:top="1080" w:right="1300" w:bottom="1080" w:left="1300" w:header="708" w:footer="708" w:gutter="0"/>

--- a/HIPAA-Penetration-Testing-DiseaseFix.docx
+++ b/HIPAA-Penetration-Testing-DiseaseFix.docx
@@ -4,6 +4,7 @@
   <w:body>
     <w:p>
       <w:pPr>
+        <w:pStyle w:val="Heading1"/>
         <w:spacing w:after="110"/>
       </w:pPr>
       <w:r>
@@ -52,7 +53,7 @@
           <w:sz w:val="18"/>
           <w:szCs w:val="18"/>
         </w:rPr>
-        <w:t xml:space="preserve">   ·   Reviewed against primary sources   ·   Published October 21, 2026   ·   6 minute read</w:t>
+        <w:t xml:space="preserve">   ·   Reviewed against primary sources   ·   Published October 21, 2026   ·   5 minute read</w:t>
       </w:r>
     </w:p>
     <w:p>
@@ -83,7 +84,7 @@
         <w:spacing w:after="170" w:line="290"/>
       </w:pPr>
       <w:r>
-        <w:t xml:space="preserve">The practice is called penetration testing. In plain terms, it is an authorized, simulated cyberattack on the systems that hold patient data: skilled specialists try to break in the way a criminal would, then hand over a map of every weakness they find so it can be fixed before anyone else does. In American healthcare it has moved from a niche technical chore to a front line defense for some of the most sensitive information a person owns.</w:t>
+        <w:t xml:space="preserve">The practice is called penetration testing. In plain terms, it is an authorized, simulated cyberattack on the systems that hold patient data: skilled specialists try to break in the way a criminal would, then hand over a map of every weakness they find so it can be fixed before anyone else does. In American healthcare it has moved from a niche technical chore to a central defense for some of the most sensitive information a person owns.</w:t>
       </w:r>
     </w:p>
     <w:p>
@@ -96,7 +97,7 @@
     </w:p>
     <w:p>
       <w:pPr>
-        <w:pStyle w:val="Heading1"/>
+        <w:pStyle w:val="Heading2"/>
         <w:spacing w:after="120" w:before="300"/>
       </w:pPr>
       <w:r>
@@ -117,41 +118,41 @@
       <w:r>
         <w:t xml:space="preserve">For criminals, healthcare is a rich and reliable target. The </w:t>
       </w:r>
-      <w:hyperlink w:history="1" r:id="rIdgne7-0hvcrd1usuwp8e9f">
+      <w:hyperlink w:history="1" r:id="rId3xrisunmhsgvncnpw7r42">
         <w:r>
           <w:rPr>
             <w:rStyle w:val="Hyperlink"/>
             <w:color w:val="1155CC"/>
             <w:u w:val="single"/>
           </w:rPr>
-          <w:t xml:space="preserve">IBM Cost of a Data Breach Report 2025</w:t>
+          <w:t xml:space="preserve">IBM Cost of a Data Breach Report 2026</w:t>
         </w:r>
       </w:hyperlink>
       <w:r>
-        <w:t xml:space="preserve"> put the average healthcare breach at 7.42 million dollars, down from 9.77 million a year earlier but still the costliest of any industry, a distinction healthcare has now held for fourteen years running. The report, which studied 600 organizations hit between March 2024 and February 2025, found the global average across all industries at 4.44 million, with financial services the next most expensive sector at 5.56 million.</w:t>
-      </w:r>
-    </w:p>
-    <w:p>
-      <w:pPr>
-        <w:spacing w:after="170" w:line="290"/>
-      </w:pPr>
-      <w:r>
-        <w:t xml:space="preserve">Those figures stay abstract until you remember what sits inside the records. The same information readers come to DiseaseFix to understand, whether they are researching </w:t>
-      </w:r>
-      <w:hyperlink w:history="1" r:id="rIdotdzbdgixzhfuxy4bd7tf">
+        <w:t xml:space="preserve"> put the average healthcare breach at 6.64 million dollars. That is down about 10 percent from the year before, and healthcare was the only sector whose costs fell, yet it remains the most expensive industry to breach, a distinction it has held for well over a decade. The report, which studied 602 organizations hit between March 2025 and February 2026, found the global average across all industries at 4.99 million.</w:t>
+      </w:r>
+    </w:p>
+    <w:p>
+      <w:pPr>
+        <w:spacing w:after="170" w:line="290"/>
+      </w:pPr>
+      <w:r>
+        <w:t xml:space="preserve">Two cautions keep those numbers honest. They are global averages, and in the United States, where this story unfolds, breach costs run far higher and rose again this year. The healthcare figure also rests on a small slice of the organizations studied. Still, the direction is unmistakable, and the stakes stay abstract only until you remember what sits inside the records. The same information readers come to DiseaseFix to understand, whether they are researching a heart condition like </w:t>
+      </w:r>
+      <w:hyperlink w:history="1" r:id="rIdk7bmxhuvboiqgbhdef3pm">
         <w:r>
           <w:rPr>
             <w:rStyle w:val="Hyperlink"/>
             <w:color w:val="1155CC"/>
             <w:u w:val="single"/>
           </w:rPr>
-          <w:t xml:space="preserve">heart conditions</w:t>
+          <w:t xml:space="preserve">pericarditis</w:t>
         </w:r>
       </w:hyperlink>
       <w:r>
         <w:t xml:space="preserve">, </w:t>
       </w:r>
-      <w:hyperlink w:history="1" r:id="rIdgcri563xpy7kmlnxaipuc">
+      <w:hyperlink w:history="1" r:id="rId-jplrdc7og0c0s8oz-ktd">
         <w:r>
           <w:rPr>
             <w:rStyle w:val="Hyperlink"/>
@@ -164,7 +165,7 @@
       <w:r>
         <w:t xml:space="preserve">, or </w:t>
       </w:r>
-      <w:hyperlink w:history="1" r:id="rIdzacdnrz7aeag6izhdyytb">
+      <w:hyperlink w:history="1" r:id="rIdwoft4eh0wb0jp-saoavkp">
         <w:r>
           <w:rPr>
             <w:rStyle w:val="Hyperlink"/>
@@ -175,7 +176,7 @@
         </w:r>
       </w:hyperlink>
       <w:r>
-        <w:t xml:space="preserve">, is exactly what a breach spills into the open. Healthcare was also the slowest sector to respond, taking 279 days on average to identify and contain a breach. Once that data is loose, it stays loose.</w:t>
+        <w:t xml:space="preserve">, is exactly what a breach spills into the open. Healthcare is also routinely the slowest sector to detect and contain an intrusion, often taking the better part of a year. Once that data is loose, it stays loose.</w:t>
       </w:r>
     </w:p>
     <w:tbl>
@@ -223,7 +224,7 @@
                 <w:sz w:val="19"/>
                 <w:szCs w:val="19"/>
               </w:rPr>
-              <w:t xml:space="preserve">BY THE NUMBERS: HEALTHCARE DATA BREACHES, 2025</w:t>
+              <w:t xml:space="preserve">BY THE NUMBERS: HEALTHCARE DATA BREACHES, 2026</w:t>
             </w:r>
           </w:p>
           <w:p>
@@ -238,7 +239,7 @@
                 <w:sz w:val="24"/>
                 <w:szCs w:val="24"/>
               </w:rPr>
-              <w:t xml:space="preserve">7.42M  </w:t>
+              <w:t xml:space="preserve">6.64M  </w:t>
             </w:r>
             <w:r>
               <w:rPr>
@@ -261,15 +262,15 @@
                 <w:sz w:val="24"/>
                 <w:szCs w:val="24"/>
               </w:rPr>
-              <w:t xml:space="preserve">14  </w:t>
-            </w:r>
-            <w:r>
-              <w:rPr>
-                <w:color w:val="1F2937"/>
-                <w:sz w:val="19"/>
-                <w:szCs w:val="19"/>
-              </w:rPr>
-              <w:t xml:space="preserve">straight years healthcare has been the costliest industry to breach</w:t>
+              <w:t xml:space="preserve">7.42M  </w:t>
+            </w:r>
+            <w:r>
+              <w:rPr>
+                <w:color w:val="1F2937"/>
+                <w:sz w:val="19"/>
+                <w:szCs w:val="19"/>
+              </w:rPr>
+              <w:t xml:space="preserve">dollars: last year’s healthcare average; costs fell about 10 percent, the only sector to drop</w:t>
             </w:r>
           </w:p>
           <w:p>
@@ -284,15 +285,15 @@
                 <w:sz w:val="24"/>
                 <w:szCs w:val="24"/>
               </w:rPr>
-              <w:t xml:space="preserve">279  </w:t>
-            </w:r>
-            <w:r>
-              <w:rPr>
-                <w:color w:val="1F2937"/>
-                <w:sz w:val="19"/>
-                <w:szCs w:val="19"/>
-              </w:rPr>
-              <w:t xml:space="preserve">days, on average, to identify and contain a healthcare breach</w:t>
+              <w:t xml:space="preserve">4.99M  </w:t>
+            </w:r>
+            <w:r>
+              <w:rPr>
+                <w:color w:val="1F2937"/>
+                <w:sz w:val="19"/>
+                <w:szCs w:val="19"/>
+              </w:rPr>
+              <w:t xml:space="preserve">dollars: the global average breach across all industries</w:t>
             </w:r>
           </w:p>
           <w:p>
@@ -307,15 +308,15 @@
                 <w:sz w:val="24"/>
                 <w:szCs w:val="24"/>
               </w:rPr>
-              <w:t xml:space="preserve">4.44M  </w:t>
-            </w:r>
-            <w:r>
-              <w:rPr>
-                <w:color w:val="1F2937"/>
-                <w:sz w:val="19"/>
-                <w:szCs w:val="19"/>
-              </w:rPr>
-              <w:t xml:space="preserve">dollars: the global average breach across all industries</w:t>
+              <w:t xml:space="preserve">602  </w:t>
+            </w:r>
+            <w:r>
+              <w:rPr>
+                <w:color w:val="1F2937"/>
+                <w:sz w:val="19"/>
+                <w:szCs w:val="19"/>
+              </w:rPr>
+              <w:t xml:space="preserve">organizations studied, breached between March 2025 and February 2026</w:t>
             </w:r>
           </w:p>
           <w:p>
@@ -330,7 +331,7 @@
                 <w:sz w:val="17"/>
                 <w:szCs w:val="17"/>
               </w:rPr>
-              <w:t xml:space="preserve">Source: IBM Cost of a Data Breach Report 2025.</w:t>
+              <w:t xml:space="preserve">Source: IBM Cost of a Data Breach Report 2026.</w:t>
             </w:r>
           </w:p>
         </w:tc>
@@ -338,7 +339,7 @@
     </w:tbl>
     <w:p>
       <w:pPr>
-        <w:pStyle w:val="Heading1"/>
+        <w:pStyle w:val="Heading2"/>
         <w:spacing w:after="120" w:before="300"/>
       </w:pPr>
       <w:r>
@@ -359,7 +360,7 @@
       <w:r>
         <w:t xml:space="preserve">The law at the center of all this is the Health Insurance Portability and Accountability Act, passed in 1996 and known to nearly everyone as HIPAA. Its Security Rule requires any organization handling electronic protected health information, shortened to ePHI, to protect that data’s confidentiality, integrity, and availability. Tucked into the regulation, at </w:t>
       </w:r>
-      <w:hyperlink w:history="1" r:id="rId9mcaqu4ihdaqn3z1vf1dd">
+      <w:hyperlink w:history="1" r:id="rIdhlh5rici56p-7ug5rqtxk">
         <w:r>
           <w:rPr>
             <w:rStyle w:val="Hyperlink"/>
@@ -370,7 +371,7 @@
         </w:r>
       </w:hyperlink>
       <w:r>
-        <w:t xml:space="preserve">, is a requirement that sounds mundane and turns out to be the whole ballgame: a thorough risk analysis.</w:t>
+        <w:t xml:space="preserve">, is a requirement that sounds mundane and turns out to be the crux of the matter: a thorough risk analysis, meaning a documented study of where patient data could be exposed and how badly.</w:t>
       </w:r>
     </w:p>
     <w:p>
@@ -383,7 +384,7 @@
     </w:p>
     <w:p>
       <w:pPr>
-        <w:pStyle w:val="Heading1"/>
+        <w:pStyle w:val="Heading2"/>
         <w:spacing w:after="120" w:before="300"/>
       </w:pPr>
       <w:r>
@@ -402,9 +403,9 @@
         <w:spacing w:after="170" w:line="290"/>
       </w:pPr>
       <w:r>
-        <w:t xml:space="preserve">A penetration test is a controlled, authorized rehearsal of a real attack. Specialist firms that perform </w:t>
-      </w:r>
-      <w:hyperlink w:history="1" r:id="rIdzav0ykplrsldebvvxuhnl">
+        <w:t xml:space="preserve">A penetration test is a controlled, authorized rehearsal of a real attack. That is the premise behind </w:t>
+      </w:r>
+      <w:hyperlink w:history="1" r:id="rIdv40aohqex2lolsrol_7s_">
         <w:r>
           <w:rPr>
             <w:rStyle w:val="Hyperlink"/>
@@ -415,9 +416,9 @@
         </w:r>
       </w:hyperlink>
       <w:r>
-        <w:t xml:space="preserve"> narrow the work to the systems that create, store, or move patient data, then tie every finding back to the Security Rule so it feeds the risk analysis the law requires. Web applications are measured against the </w:t>
-      </w:r>
-      <w:hyperlink w:history="1" r:id="rId3o8nrygkwzxpravumgwin">
+        <w:t xml:space="preserve">, work that narrows the search to the systems that create, store, or move patient data and ties every finding back to the Security Rule so it feeds the risk analysis the law requires. Web applications are measured against the </w:t>
+      </w:r>
+      <w:hyperlink w:history="1" r:id="rIdagbk7rltbxhk1bkxczjkm">
         <w:r>
           <w:rPr>
             <w:rStyle w:val="Hyperlink"/>
@@ -441,7 +442,7 @@
     </w:p>
     <w:p>
       <w:pPr>
-        <w:pStyle w:val="Heading1"/>
+        <w:pStyle w:val="Heading2"/>
         <w:spacing w:after="120" w:before="300"/>
       </w:pPr>
       <w:r>
@@ -478,7 +479,7 @@
       <w:r>
         <w:t xml:space="preserve">The office’s </w:t>
       </w:r>
-      <w:hyperlink w:history="1" r:id="rId7br-lt5mtsop8oc6nija1">
+      <w:hyperlink w:history="1" r:id="rIdqej4tw2_5e01hqw9cz-ew">
         <w:r>
           <w:rPr>
             <w:rStyle w:val="Hyperlink"/>
@@ -494,7 +495,7 @@
     </w:p>
     <w:p>
       <w:pPr>
-        <w:pStyle w:val="Heading1"/>
+        <w:pStyle w:val="Heading2"/>
         <w:spacing w:after="120" w:before="300"/>
       </w:pPr>
       <w:r>
@@ -523,7 +524,7 @@
       <w:r>
         <w:t xml:space="preserve">The stakes behind that silence are not abstract. A breach can spill mental health histories, HIV status, and genetic results, the kind of detail that cannot be taken back once it is loose. Readers can browse the full </w:t>
       </w:r>
-      <w:hyperlink w:history="1" r:id="rIdei9fwn_sylcsv2wb4n-_v">
+      <w:hyperlink w:history="1" r:id="rIdwye5ypagxxvb7a9i6v1bc">
         <w:r>
           <w:rPr>
             <w:rStyle w:val="Hyperlink"/>
@@ -558,7 +559,7 @@
     </w:p>
     <w:p>
       <w:pPr>
-        <w:pStyle w:val="Heading1"/>
+        <w:pStyle w:val="Heading2"/>
         <w:spacing w:after="120" w:before="300"/>
       </w:pPr>
       <w:r>
@@ -574,7 +575,7 @@
     </w:p>
     <w:p>
       <w:pPr>
-        <w:pStyle w:val="Heading2"/>
+        <w:pStyle w:val="Heading3"/>
         <w:spacing w:after="50" w:before="150"/>
       </w:pPr>
       <w:r>
@@ -598,7 +599,7 @@
     </w:p>
     <w:p>
       <w:pPr>
-        <w:pStyle w:val="Heading2"/>
+        <w:pStyle w:val="Heading3"/>
         <w:spacing w:after="50" w:before="150"/>
       </w:pPr>
       <w:r>
@@ -609,7 +610,7 @@
           <w:sz w:val="21"/>
           <w:szCs w:val="21"/>
         </w:rPr>
-        <w:t xml:space="preserve">Is a penetration test required by HIPAA?</w:t>
+        <w:t xml:space="preserve">Does HIPAA require penetration testing?</w:t>
       </w:r>
     </w:p>
     <w:p>
@@ -622,7 +623,7 @@
     </w:p>
     <w:p>
       <w:pPr>
-        <w:pStyle w:val="Heading2"/>
+        <w:pStyle w:val="Heading3"/>
         <w:spacing w:after="50" w:before="150"/>
       </w:pPr>
       <w:r>
@@ -633,7 +634,7 @@
           <w:sz w:val="21"/>
           <w:szCs w:val="21"/>
         </w:rPr>
-        <w:t xml:space="preserve">How often should a healthcare organization test?</w:t>
+        <w:t xml:space="preserve">How often should a healthcare organization run a penetration test?</w:t>
       </w:r>
     </w:p>
     <w:p>
@@ -646,7 +647,55 @@
     </w:p>
     <w:p>
       <w:pPr>
-        <w:pStyle w:val="Heading2"/>
+        <w:pStyle w:val="Heading3"/>
+        <w:spacing w:after="50" w:before="150"/>
+      </w:pPr>
+      <w:r>
+        <w:rPr>
+          <w:b/>
+          <w:bCs/>
+          <w:color w:val="1F2937"/>
+          <w:sz w:val="21"/>
+          <w:szCs w:val="21"/>
+        </w:rPr>
+        <w:t xml:space="preserve">How much does HIPAA penetration testing cost?</w:t>
+      </w:r>
+    </w:p>
+    <w:p>
+      <w:pPr>
+        <w:spacing w:after="170" w:line="290"/>
+      </w:pPr>
+      <w:r>
+        <w:t xml:space="preserve">There is no standard price. The cost depends on how many systems, applications, and devices fall in scope, and whether the work covers networks, web applications, or connected medical devices. A single application test and a full health system assessment are very different jobs, so reputable providers price only after scoping the environment.</w:t>
+      </w:r>
+    </w:p>
+    <w:p>
+      <w:pPr>
+        <w:pStyle w:val="Heading3"/>
+        <w:spacing w:after="50" w:before="150"/>
+      </w:pPr>
+      <w:r>
+        <w:rPr>
+          <w:b/>
+          <w:bCs/>
+          <w:color w:val="1F2937"/>
+          <w:sz w:val="21"/>
+          <w:szCs w:val="21"/>
+        </w:rPr>
+        <w:t xml:space="preserve">What is the difference between a penetration test and a vulnerability scan?</w:t>
+      </w:r>
+    </w:p>
+    <w:p>
+      <w:pPr>
+        <w:spacing w:after="170" w:line="290"/>
+      </w:pPr>
+      <w:r>
+        <w:t xml:space="preserve">A vulnerability scan is automated. It checks systems against a database of known weaknesses and produces a list. A penetration test goes further: a human tester tries to exploit those weaknesses to confirm which are genuinely dangerous and how far a real attacker could get.</w:t>
+      </w:r>
+    </w:p>
+    <w:p>
+      <w:pPr>
+        <w:pStyle w:val="Heading3"/>
         <w:spacing w:after="50" w:before="150"/>
       </w:pPr>
       <w:r>
@@ -737,7 +786,7 @@
                 <w:sz w:val="19"/>
                 <w:szCs w:val="19"/>
               </w:rPr>
-              <w:t xml:space="preserve">Every figure and claim here is drawn from primary sources and reflects the most recent data available at publication. We do not paraphrase secondhand summaries where an original exists.</w:t>
+              <w:t xml:space="preserve">Every figure and claim here is drawn from primary sources and reflects the most recent data available at publication. Industry breach costs rest on a subset of the organizations studied and are global averages; United States costs run higher. We do not paraphrase secondhand summaries where an original exists.</w:t>
             </w:r>
           </w:p>
           <w:p>
@@ -759,14 +808,14 @@
               </w:rPr>
               <w:t xml:space="preserve">Breach costs and response times: </w:t>
             </w:r>
-            <w:hyperlink w:history="1" r:id="rIdwr9iw5whhmz4y6rydwcki">
+            <w:hyperlink w:history="1" r:id="rIdpgfw5ygickxg1his7jgft">
               <w:r>
                 <w:rPr>
                   <w:rStyle w:val="Hyperlink"/>
                   <w:color w:val="1155CC"/>
                   <w:u w:val="single"/>
                 </w:rPr>
-                <w:t xml:space="preserve">IBM Cost of a Data Breach Report 2025</w:t>
+                <w:t xml:space="preserve">IBM Cost of a Data Breach Report 2026</w:t>
               </w:r>
             </w:hyperlink>
             <w:r>
@@ -797,7 +846,7 @@
               </w:rPr>
               <w:t xml:space="preserve">Risk analysis requirement: </w:t>
             </w:r>
-            <w:hyperlink w:history="1" r:id="rIddx70y7nk_ngge2nr5gt0n">
+            <w:hyperlink w:history="1" r:id="rIdvt5wl-dpg0o1z5v9lgz4q">
               <w:r>
                 <w:rPr>
                   <w:rStyle w:val="Hyperlink"/>
@@ -835,7 +884,7 @@
               </w:rPr>
               <w:t xml:space="preserve">Regulator guidance: </w:t>
             </w:r>
-            <w:hyperlink w:history="1" r:id="rId28rvzbkzx_cqmmojiprgl">
+            <w:hyperlink w:history="1" r:id="rIdmt6ufrpchlk7wqpkasosc">
               <w:r>
                 <w:rPr>
                   <w:rStyle w:val="Hyperlink"/>
@@ -873,7 +922,7 @@
               </w:rPr>
               <w:t xml:space="preserve">Enforcement actions: </w:t>
             </w:r>
-            <w:hyperlink w:history="1" r:id="rId_knayerzqvkzntfr1ny0k">
+            <w:hyperlink w:history="1" r:id="rIdgy4yiyoxuuodup0bemauu">
               <w:r>
                 <w:rPr>
                   <w:rStyle w:val="Hyperlink"/>
@@ -911,7 +960,7 @@
               </w:rPr>
               <w:t xml:space="preserve">Web testing framework: </w:t>
             </w:r>
-            <w:hyperlink w:history="1" r:id="rIdi3av9q0qhgon7knoqsak3">
+            <w:hyperlink w:history="1" r:id="rIdoey5xq3hcjobatrl_7zce">
               <w:r>
                 <w:rPr>
                   <w:rStyle w:val="Hyperlink"/>
@@ -968,7 +1017,7 @@
       <w:pPr>
         <w:spacing w:after="60"/>
       </w:pPr>
-      <w:hyperlink w:history="1" r:id="rIdmrvw3ey6tbc8fld4knprh">
+      <w:hyperlink w:history="1" r:id="rIdaw9rkkyunu8uhbqppiwr2">
         <w:r>
           <w:rPr>
             <w:rStyle w:val="Hyperlink"/>
@@ -985,7 +1034,7 @@
         </w:rPr>
         <w:t xml:space="preserve">     </w:t>
       </w:r>
-      <w:hyperlink w:history="1" r:id="rIdrdqvdwzdajlbnfjkls5ud">
+      <w:hyperlink w:history="1" r:id="rIdha3skkn_0g5jdex737msa">
         <w:r>
           <w:rPr>
             <w:rStyle w:val="Hyperlink"/>
@@ -1002,7 +1051,7 @@
         </w:rPr>
         <w:t xml:space="preserve">     </w:t>
       </w:r>
-      <w:hyperlink w:history="1" r:id="rIdx01cx70ttxbllm8vhd-8p">
+      <w:hyperlink w:history="1" r:id="rIdgyetijky-t5iodklybzse">
         <w:r>
           <w:rPr>
             <w:rStyle w:val="Hyperlink"/>
@@ -1130,7 +1179,7 @@
                 <w:sz w:val="18"/>
                 <w:szCs w:val="18"/>
               </w:rPr>
-              <w:t xml:space="preserve">What HIPAA penetration testing is, what the HIPAA Security Rule actually requires, and why healthcare breaches averaged 7.42 million dollars in 2025.</w:t>
+              <w:t xml:space="preserve">What HIPAA penetration testing is, what the HIPAA Security Rule actually requires, and why healthcare breaches averaged 6.64 million dollars in 2026.</w:t>
             </w:r>
           </w:p>
           <w:p>
@@ -1191,7 +1240,7 @@
                 <w:sz w:val="18"/>
                 <w:szCs w:val="18"/>
               </w:rPr>
-              <w:t xml:space="preserve">Recommended structured data:  </w:t>
+              <w:t xml:space="preserve">Structured data:  </w:t>
             </w:r>
             <w:r>
               <w:rPr>
@@ -1199,7 +1248,7 @@
                 <w:sz w:val="18"/>
                 <w:szCs w:val="18"/>
               </w:rPr>
-              <w:t xml:space="preserve">Add Article and FAQPage JSON-LD (map the four questions above) to strengthen answer engine and generative search visibility.</w:t>
+              <w:t xml:space="preserve">Ship the companion file HIPAA-Penetration-Testing-DiseaseFix.schema.html (Article + FAQPage JSON-LD) in the page head.</w:t>
             </w:r>
           </w:p>
         </w:tc>

--- a/HIPAA-Penetration-Testing-DiseaseFix.docx
+++ b/HIPAA-Penetration-Testing-DiseaseFix.docx
@@ -118,7 +118,7 @@
       <w:r>
         <w:t xml:space="preserve">For criminals, healthcare is a rich and reliable target. The </w:t>
       </w:r>
-      <w:hyperlink w:history="1" r:id="rId3xrisunmhsgvncnpw7r42">
+      <w:hyperlink w:history="1" r:id="rIdaxyz141wphbhkvo411rhw">
         <w:r>
           <w:rPr>
             <w:rStyle w:val="Hyperlink"/>
@@ -139,7 +139,7 @@
       <w:r>
         <w:t xml:space="preserve">Two cautions keep those numbers honest. They are global averages, and in the United States, where this story unfolds, breach costs run far higher and rose again this year. The healthcare figure also rests on a small slice of the organizations studied. Still, the direction is unmistakable, and the stakes stay abstract only until you remember what sits inside the records. The same information readers come to DiseaseFix to understand, whether they are researching a heart condition like </w:t>
       </w:r>
-      <w:hyperlink w:history="1" r:id="rIdk7bmxhuvboiqgbhdef3pm">
+      <w:hyperlink w:history="1" r:id="rId1rzajto-xgffijco8hbaq">
         <w:r>
           <w:rPr>
             <w:rStyle w:val="Hyperlink"/>
@@ -152,7 +152,7 @@
       <w:r>
         <w:t xml:space="preserve">, </w:t>
       </w:r>
-      <w:hyperlink w:history="1" r:id="rId-jplrdc7og0c0s8oz-ktd">
+      <w:hyperlink w:history="1" r:id="rIdp1ffgipeai-82mqgeu5yd">
         <w:r>
           <w:rPr>
             <w:rStyle w:val="Hyperlink"/>
@@ -165,7 +165,7 @@
       <w:r>
         <w:t xml:space="preserve">, or </w:t>
       </w:r>
-      <w:hyperlink w:history="1" r:id="rIdwoft4eh0wb0jp-saoavkp">
+      <w:hyperlink w:history="1" r:id="rIdxs5s6bjpvhtivppwnpkwb">
         <w:r>
           <w:rPr>
             <w:rStyle w:val="Hyperlink"/>
@@ -360,7 +360,7 @@
       <w:r>
         <w:t xml:space="preserve">The law at the center of all this is the Health Insurance Portability and Accountability Act, passed in 1996 and known to nearly everyone as HIPAA. Its Security Rule requires any organization handling electronic protected health information, shortened to ePHI, to protect that data’s confidentiality, integrity, and availability. Tucked into the regulation, at </w:t>
       </w:r>
-      <w:hyperlink w:history="1" r:id="rIdhlh5rici56p-7ug5rqtxk">
+      <w:hyperlink w:history="1" r:id="rIdkild3-byx1jdttv_-wi9h">
         <w:r>
           <w:rPr>
             <w:rStyle w:val="Hyperlink"/>
@@ -405,7 +405,7 @@
       <w:r>
         <w:t xml:space="preserve">A penetration test is a controlled, authorized rehearsal of a real attack. That is the premise behind </w:t>
       </w:r>
-      <w:hyperlink w:history="1" r:id="rIdv40aohqex2lolsrol_7s_">
+      <w:hyperlink w:history="1" r:id="rId-muwne_pxmb33jglatexs">
         <w:r>
           <w:rPr>
             <w:rStyle w:val="Hyperlink"/>
@@ -418,7 +418,7 @@
       <w:r>
         <w:t xml:space="preserve">, work that narrows the search to the systems that create, store, or move patient data and ties every finding back to the Security Rule so it feeds the risk analysis the law requires. Web applications are measured against the </w:t>
       </w:r>
-      <w:hyperlink w:history="1" r:id="rIdagbk7rltbxhk1bkxczjkm">
+      <w:hyperlink w:history="1" r:id="rId1urxkp6nsy66ajor3ly5j">
         <w:r>
           <w:rPr>
             <w:rStyle w:val="Hyperlink"/>
@@ -479,7 +479,7 @@
       <w:r>
         <w:t xml:space="preserve">The office’s </w:t>
       </w:r>
-      <w:hyperlink w:history="1" r:id="rIdqej4tw2_5e01hqw9cz-ew">
+      <w:hyperlink w:history="1" r:id="rIdyvdcnbknrj7egl7jcpcac">
         <w:r>
           <w:rPr>
             <w:rStyle w:val="Hyperlink"/>
@@ -524,7 +524,7 @@
       <w:r>
         <w:t xml:space="preserve">The stakes behind that silence are not abstract. A breach can spill mental health histories, HIV status, and genetic results, the kind of detail that cannot be taken back once it is loose. Readers can browse the full </w:t>
       </w:r>
-      <w:hyperlink w:history="1" r:id="rIdwye5ypagxxvb7a9i6v1bc">
+      <w:hyperlink w:history="1" r:id="rIdyx_c_zy8fua7ky3ovzr9m">
         <w:r>
           <w:rPr>
             <w:rStyle w:val="Hyperlink"/>
@@ -808,7 +808,7 @@
               </w:rPr>
               <w:t xml:space="preserve">Breach costs and response times: </w:t>
             </w:r>
-            <w:hyperlink w:history="1" r:id="rIdpgfw5ygickxg1his7jgft">
+            <w:hyperlink w:history="1" r:id="rIdqfhygm1fe9vjz2cgzxw0g">
               <w:r>
                 <w:rPr>
                   <w:rStyle w:val="Hyperlink"/>
@@ -846,7 +846,7 @@
               </w:rPr>
               <w:t xml:space="preserve">Risk analysis requirement: </w:t>
             </w:r>
-            <w:hyperlink w:history="1" r:id="rIdvt5wl-dpg0o1z5v9lgz4q">
+            <w:hyperlink w:history="1" r:id="rIds3ezqus1qzaydf1lf4_y5">
               <w:r>
                 <w:rPr>
                   <w:rStyle w:val="Hyperlink"/>
@@ -884,7 +884,7 @@
               </w:rPr>
               <w:t xml:space="preserve">Regulator guidance: </w:t>
             </w:r>
-            <w:hyperlink w:history="1" r:id="rIdmt6ufrpchlk7wqpkasosc">
+            <w:hyperlink w:history="1" r:id="rIdz09lvt4f_ag_cx4tgt3yv">
               <w:r>
                 <w:rPr>
                   <w:rStyle w:val="Hyperlink"/>
@@ -922,7 +922,7 @@
               </w:rPr>
               <w:t xml:space="preserve">Enforcement actions: </w:t>
             </w:r>
-            <w:hyperlink w:history="1" r:id="rIdgy4yiyoxuuodup0bemauu">
+            <w:hyperlink w:history="1" r:id="rIdwfgfo9tf2nove2wtu4klt">
               <w:r>
                 <w:rPr>
                   <w:rStyle w:val="Hyperlink"/>
@@ -960,7 +960,7 @@
               </w:rPr>
               <w:t xml:space="preserve">Web testing framework: </w:t>
             </w:r>
-            <w:hyperlink w:history="1" r:id="rIdoey5xq3hcjobatrl_7zce">
+            <w:hyperlink w:history="1" r:id="rIdaubgujblpzz5-l5a2epoo">
               <w:r>
                 <w:rPr>
                   <w:rStyle w:val="Hyperlink"/>
@@ -984,40 +984,89 @@
     </w:tbl>
     <w:p>
       <w:pPr>
+        <w:spacing w:after="40"/>
+      </w:pPr>
+      <w:r>
+        <w:t xml:space="preserve"/>
+      </w:r>
+    </w:p>
+    <w:tbl>
+      <w:tblPr>
+        <w:tblW w:type="dxa" w:w="9100"/>
+        <w:tblBorders>
+          <w:top w:val="none"/>
+          <w:left w:val="none"/>
+          <w:bottom w:val="none"/>
+          <w:right w:val="none"/>
+          <w:insideH w:val="none"/>
+          <w:insideV w:val="none"/>
+        </w:tblBorders>
+      </w:tblPr>
+      <w:tblGrid>
+        <w:gridCol w:w="9100"/>
+      </w:tblGrid>
+      <w:tr>
+        <w:tc>
+          <w:tcPr>
+            <w:tcW w:type="dxa" w:w="9100"/>
+            <w:tcBorders>
+              <w:top w:val="single" w:color="F8FAFC" w:sz="2"/>
+              <w:left w:val="single" w:color="0F766E" w:sz="26"/>
+              <w:bottom w:val="single" w:color="F8FAFC" w:sz="2"/>
+              <w:right w:val="single" w:color="F8FAFC" w:sz="2"/>
+            </w:tcBorders>
+            <w:shd w:fill="F8FAFC" w:color="auto" w:val="clear"/>
+            <w:tcMar>
+              <w:top w:type="dxa" w:w="140"/>
+              <w:left w:type="dxa" w:w="190"/>
+              <w:bottom w:type="dxa" w:w="140"/>
+              <w:right w:type="dxa" w:w="190"/>
+            </w:tcMar>
+          </w:tcPr>
+          <w:p>
+            <w:pPr>
+              <w:spacing w:after="90"/>
+            </w:pPr>
+            <w:r>
+              <w:rPr>
+                <w:b/>
+                <w:bCs/>
+                <w:color w:val="0F766E"/>
+                <w:sz w:val="19"/>
+                <w:szCs w:val="19"/>
+              </w:rPr>
+              <w:t xml:space="preserve">ABOUT THE DISEASEFIX HEALTH DESK</w:t>
+            </w:r>
+          </w:p>
+          <w:p>
+            <w:pPr>
+              <w:spacing w:after="0" w:line="282"/>
+            </w:pPr>
+            <w:r>
+              <w:rPr>
+                <w:color w:val="1F2937"/>
+                <w:sz w:val="19"/>
+                <w:szCs w:val="19"/>
+              </w:rPr>
+              <w:t xml:space="preserve">This article was researched and written by the DiseaseFix Health Desk, the publication’s in house editorial team covering health, medicine, and the systems that protect patient data. Every piece is checked against primary and authoritative sources, government regulations, official guidance, and named industry reports, before it is published, and figures are updated as newer data is released. DiseaseFix publishes patient focused health information for readers worldwide.</w:t>
+            </w:r>
+          </w:p>
+        </w:tc>
+      </w:tr>
+    </w:tbl>
+    <w:p>
+      <w:pPr>
+        <w:spacing w:after="40"/>
+      </w:pPr>
+      <w:r>
+        <w:t xml:space="preserve"/>
+      </w:r>
+    </w:p>
+    <w:p>
+      <w:pPr>
         <w:spacing w:after="60"/>
       </w:pPr>
-      <w:r>
-        <w:t xml:space="preserve"/>
-      </w:r>
-    </w:p>
-    <w:p>
-      <w:pPr>
-        <w:spacing w:after="50"/>
-      </w:pPr>
-      <w:r>
-        <w:rPr>
-          <w:b/>
-          <w:bCs/>
-          <w:color w:val="1F2937"/>
-          <w:sz w:val="18"/>
-          <w:szCs w:val="18"/>
-        </w:rPr>
-        <w:t xml:space="preserve">About DiseaseFix:  </w:t>
-      </w:r>
-      <w:r>
-        <w:rPr>
-          <w:color w:val="6B7280"/>
-          <w:sz w:val="18"/>
-          <w:szCs w:val="18"/>
-        </w:rPr>
-        <w:t xml:space="preserve">DiseaseFix publishes patient focused health and medical information for readers worldwide.</w:t>
-      </w:r>
-    </w:p>
-    <w:p>
-      <w:pPr>
-        <w:spacing w:after="60"/>
-      </w:pPr>
-      <w:hyperlink w:history="1" r:id="rIdaw9rkkyunu8uhbqppiwr2">
+      <w:hyperlink w:history="1" r:id="rIdnh8kqys33kmpat3oxvqhl">
         <w:r>
           <w:rPr>
             <w:rStyle w:val="Hyperlink"/>
@@ -1034,7 +1083,7 @@
         </w:rPr>
         <w:t xml:space="preserve">     </w:t>
       </w:r>
-      <w:hyperlink w:history="1" r:id="rIdha3skkn_0g5jdex737msa">
+      <w:hyperlink w:history="1" r:id="rIdokh1p9pkxlpyuczeuslvf">
         <w:r>
           <w:rPr>
             <w:rStyle w:val="Hyperlink"/>
@@ -1051,7 +1100,7 @@
         </w:rPr>
         <w:t xml:space="preserve">     </w:t>
       </w:r>
-      <w:hyperlink w:history="1" r:id="rIdgyetijky-t5iodklybzse">
+      <w:hyperlink w:history="1" r:id="rIdaxsa76ccodvcp4ei7tzld">
         <w:r>
           <w:rPr>
             <w:rStyle w:val="Hyperlink"/>
